--- a/БД/лр8/БД_ЛР8.docx
+++ b/БД/лр8/БД_ЛР8.docx
@@ -1,6 +1,6 @@
 
 <file path=word/document.xml><?xml version="1.0" encoding="utf-8"?>
-<w:document xmlns:wpc="http://schemas.microsoft.com/office/word/2010/wordprocessingCanvas" xmlns:cx="http://schemas.microsoft.com/office/drawing/2014/chartex" xmlns:cx1="http://schemas.microsoft.com/office/drawing/2015/9/8/chartex" xmlns:cx2="http://schemas.microsoft.com/office/drawing/2015/10/21/chartex" xmlns:cx3="http://schemas.microsoft.com/office/drawing/2016/5/9/chartex" xmlns:cx4="http://schemas.microsoft.com/office/drawing/2016/5/10/chartex" xmlns:cx5="http://schemas.microsoft.com/office/drawing/2016/5/11/chartex" xmlns:cx6="http://schemas.microsoft.com/office/drawing/2016/5/12/chartex" xmlns:cx7="http://schemas.microsoft.com/office/drawing/2016/5/13/chartex" xmlns:cx8="http://schemas.microsoft.com/office/drawing/2016/5/14/chartex" xmlns:mc="http://schemas.openxmlformats.org/markup-compatibility/2006" xmlns:aink="http://schemas.microsoft.com/office/drawing/2016/ink" xmlns:am3d="http://schemas.microsoft.com/office/drawing/2017/model3d" xmlns:o="urn:schemas-microsoft-com:office:office" xmlns:oel="http://schemas.microsoft.com/office/2019/extlst" xmlns:r="http://schemas.openxmlformats.org/officeDocument/2006/relationships" xmlns:m="http://schemas.openxmlformats.org/officeDocument/2006/math" xmlns:v="urn:schemas-microsoft-com:vml" xmlns:wp14="http://schemas.microsoft.com/office/word/2010/wordprocessingDrawing" xmlns:wp="http://schemas.openxmlformats.org/drawingml/2006/wordprocessingDrawing" xmlns:w10="urn:schemas-microsoft-com:office:word" xmlns:w="http://schemas.openxmlformats.org/wordprocessingml/2006/main" xmlns:w14="http://schemas.microsoft.com/office/word/2010/wordml" xmlns:w15="http://schemas.microsoft.com/office/word/2012/wordml" xmlns:w16cex="http://schemas.microsoft.com/office/word/2018/wordml/cex" xmlns:w16cid="http://schemas.microsoft.com/office/word/2016/wordml/cid" xmlns:w16="http://schemas.microsoft.com/office/word/2018/wordml" xmlns:w16sdtdh="http://schemas.microsoft.com/office/word/2020/wordml/sdtdatahash" xmlns:w16se="http://schemas.microsoft.com/office/word/2015/wordml/symex" xmlns:wpg="http://schemas.microsoft.com/office/word/2010/wordprocessingGroup" xmlns:wpi="http://schemas.microsoft.com/office/word/2010/wordprocessingInk" xmlns:wne="http://schemas.microsoft.com/office/word/2006/wordml" xmlns:wps="http://schemas.microsoft.com/office/word/2010/wordprocessingShape" mc:Ignorable="w14 w15 w16se w16cid w16 w16cex w16sdtdh wp14">
+<w:document xmlns:wpc="http://schemas.microsoft.com/office/word/2010/wordprocessingCanvas" xmlns:cx="http://schemas.microsoft.com/office/drawing/2014/chartex" xmlns:cx1="http://schemas.microsoft.com/office/drawing/2015/9/8/chartex" xmlns:cx2="http://schemas.microsoft.com/office/drawing/2015/10/21/chartex" xmlns:cx3="http://schemas.microsoft.com/office/drawing/2016/5/9/chartex" xmlns:cx4="http://schemas.microsoft.com/office/drawing/2016/5/10/chartex" xmlns:cx5="http://schemas.microsoft.com/office/drawing/2016/5/11/chartex" xmlns:cx6="http://schemas.microsoft.com/office/drawing/2016/5/12/chartex" xmlns:cx7="http://schemas.microsoft.com/office/drawing/2016/5/13/chartex" xmlns:cx8="http://schemas.microsoft.com/office/drawing/2016/5/14/chartex" xmlns:mc="http://schemas.openxmlformats.org/markup-compatibility/2006" xmlns:aink="http://schemas.microsoft.com/office/drawing/2016/ink" xmlns:am3d="http://schemas.microsoft.com/office/drawing/2017/model3d" xmlns:o="urn:schemas-microsoft-com:office:office" xmlns:r="http://schemas.openxmlformats.org/officeDocument/2006/relationships" xmlns:m="http://schemas.openxmlformats.org/officeDocument/2006/math" xmlns:v="urn:schemas-microsoft-com:vml" xmlns:wp14="http://schemas.microsoft.com/office/word/2010/wordprocessingDrawing" xmlns:wp="http://schemas.openxmlformats.org/drawingml/2006/wordprocessingDrawing" xmlns:w10="urn:schemas-microsoft-com:office:word" xmlns:w="http://schemas.openxmlformats.org/wordprocessingml/2006/main" xmlns:w14="http://schemas.microsoft.com/office/word/2010/wordml" xmlns:w15="http://schemas.microsoft.com/office/word/2012/wordml" xmlns:w16cex="http://schemas.microsoft.com/office/word/2018/wordml/cex" xmlns:w16cid="http://schemas.microsoft.com/office/word/2016/wordml/cid" xmlns:w16="http://schemas.microsoft.com/office/word/2018/wordml" xmlns:w16sdtdh="http://schemas.microsoft.com/office/word/2020/wordml/sdtdatahash" xmlns:w16se="http://schemas.microsoft.com/office/word/2015/wordml/symex" xmlns:wpg="http://schemas.microsoft.com/office/word/2010/wordprocessingGroup" xmlns:wpi="http://schemas.microsoft.com/office/word/2010/wordprocessingInk" xmlns:wne="http://schemas.microsoft.com/office/word/2006/wordml" xmlns:wps="http://schemas.microsoft.com/office/word/2010/wordprocessingShape" mc:Ignorable="w14 w15 w16se w16cid w16 w16cex w16sdtdh wp14">
   <w:body>
     <w:p>
       <w:pPr>
@@ -898,7 +898,61 @@
           <w:sz w:val="28"/>
           <w:szCs w:val="28"/>
         </w:rPr>
-        <w:t>Рассмотрение подхода к выявлению выбросов на основе алгоритма локальной выбросовой факторности (LoF)</w:t>
+        <w:t xml:space="preserve">Рассмотрение подхода к выявлению выбросов на основе алгоритма локальной </w:t>
+      </w:r>
+      <w:proofErr w:type="spellStart"/>
+      <w:r>
+        <w:rPr>
+          <w:color w:val="000000"/>
+          <w:sz w:val="28"/>
+          <w:szCs w:val="28"/>
+        </w:rPr>
+        <w:t>выбросовой</w:t>
+      </w:r>
+      <w:proofErr w:type="spellEnd"/>
+      <w:r>
+        <w:rPr>
+          <w:color w:val="000000"/>
+          <w:sz w:val="28"/>
+          <w:szCs w:val="28"/>
+        </w:rPr>
+        <w:t xml:space="preserve"> </w:t>
+      </w:r>
+      <w:proofErr w:type="spellStart"/>
+      <w:r>
+        <w:rPr>
+          <w:color w:val="000000"/>
+          <w:sz w:val="28"/>
+          <w:szCs w:val="28"/>
+        </w:rPr>
+        <w:t>факторности</w:t>
+      </w:r>
+      <w:proofErr w:type="spellEnd"/>
+      <w:r>
+        <w:rPr>
+          <w:color w:val="000000"/>
+          <w:sz w:val="28"/>
+          <w:szCs w:val="28"/>
+        </w:rPr>
+        <w:t xml:space="preserve"> (</w:t>
+      </w:r>
+      <w:proofErr w:type="spellStart"/>
+      <w:r>
+        <w:rPr>
+          <w:color w:val="000000"/>
+          <w:sz w:val="28"/>
+          <w:szCs w:val="28"/>
+        </w:rPr>
+        <w:t>LoF</w:t>
+      </w:r>
+      <w:proofErr w:type="spellEnd"/>
+      <w:r>
+        <w:rPr>
+          <w:color w:val="000000"/>
+          <w:sz w:val="28"/>
+          <w:szCs w:val="28"/>
+        </w:rPr>
+        <w:t>)</w:t>
       </w:r>
       <w:r>
         <w:rPr>
@@ -972,7 +1026,39 @@
           <w:sz w:val="28"/>
           <w:szCs w:val="28"/>
         </w:rPr>
-        <w:t>В рамках работы с набором данных ECG5000 необходимо разработать модель, использующую алгоритм локальной выбросовой факторности (LOF), для решения задачи обнаружения аномалий в показателях сердечной активности</w:t>
+        <w:t xml:space="preserve">В рамках работы с набором данных ECG5000 необходимо разработать модель, использующую алгоритм локальной </w:t>
+      </w:r>
+      <w:proofErr w:type="spellStart"/>
+      <w:r>
+        <w:rPr>
+          <w:sz w:val="28"/>
+          <w:szCs w:val="28"/>
+        </w:rPr>
+        <w:t>выбросовой</w:t>
+      </w:r>
+      <w:proofErr w:type="spellEnd"/>
+      <w:r>
+        <w:rPr>
+          <w:sz w:val="28"/>
+          <w:szCs w:val="28"/>
+        </w:rPr>
+        <w:t xml:space="preserve"> </w:t>
+      </w:r>
+      <w:proofErr w:type="spellStart"/>
+      <w:r>
+        <w:rPr>
+          <w:sz w:val="28"/>
+          <w:szCs w:val="28"/>
+        </w:rPr>
+        <w:t>факторности</w:t>
+      </w:r>
+      <w:proofErr w:type="spellEnd"/>
+      <w:r>
+        <w:rPr>
+          <w:sz w:val="28"/>
+          <w:szCs w:val="28"/>
+        </w:rPr>
+        <w:t xml:space="preserve"> (LOF), для решения задачи обнаружения аномалий в показателях сердечной активности</w:t>
       </w:r>
       <w:r>
         <w:rPr>
@@ -1054,13 +1140,14 @@
       </w:pPr>
       <w:r>
         <w:rPr>
+          <w:noProof/>
           <w:sz w:val="28"/>
           <w:szCs w:val="28"/>
         </w:rPr>
         <w:drawing>
-          <wp:inline distT="0" distB="0" distL="0" distR="0" wp14:anchorId="4FEAA440" wp14:editId="005D8F61">
-            <wp:extent cx="5857875" cy="2266950"/>
-            <wp:effectExtent l="0" t="0" r="9525" b="0"/>
+          <wp:inline distT="0" distB="0" distL="0" distR="0" wp14:anchorId="4FEAA440" wp14:editId="4698AA26">
+            <wp:extent cx="5180667" cy="1457325"/>
+            <wp:effectExtent l="0" t="0" r="1270" b="0"/>
             <wp:docPr id="7" name="Рисунок 7"/>
             <wp:cNvGraphicFramePr>
               <a:graphicFrameLocks xmlns:a="http://schemas.openxmlformats.org/drawingml/2006/main" noChangeAspect="1"/>
@@ -1069,20 +1156,19 @@
               <a:graphicData uri="http://schemas.openxmlformats.org/drawingml/2006/picture">
                 <pic:pic xmlns:pic="http://schemas.openxmlformats.org/drawingml/2006/picture">
                   <pic:nvPicPr>
-                    <pic:cNvPr id="0" name="Рисунок 1"/>
+                    <pic:cNvPr id="7" name="Рисунок 7"/>
                     <pic:cNvPicPr>
                       <a:picLocks noChangeAspect="1" noChangeArrowheads="1"/>
                     </pic:cNvPicPr>
                   </pic:nvPicPr>
                   <pic:blipFill>
-                    <a:blip r:embed="rId5" cstate="print">
+                    <a:blip r:embed="rId5">
                       <a:extLst>
                         <a:ext uri="{28A0092B-C50C-407E-A947-70E740481C1C}">
                           <a14:useLocalDpi xmlns:a14="http://schemas.microsoft.com/office/drawing/2010/main" val="0"/>
                         </a:ext>
                       </a:extLst>
                     </a:blip>
-                    <a:srcRect/>
                     <a:stretch>
                       <a:fillRect/>
                     </a:stretch>
@@ -1090,7 +1176,7 @@
                   <pic:spPr bwMode="auto">
                     <a:xfrm>
                       <a:off x="0" y="0"/>
-                      <a:ext cx="5857875" cy="2266950"/>
+                      <a:ext cx="5202345" cy="1463423"/>
                     </a:xfrm>
                     <a:prstGeom prst="rect">
                       <a:avLst/>
@@ -1162,7 +1248,23 @@
           <w:sz w:val="28"/>
           <w:szCs w:val="28"/>
         </w:rPr>
-        <w:t>Использовалась модель LOF в режиме обнаружения новизны с мета-масштабированием, обучением на тренировочной выборке и последующим скорингом на валидационной и тестовой выборках, при этом оценка качества проводилась с помощью метрик классификации, а для расчёта F-меры применялся параметр β, равный двум. Перебор параметров осуществлялся по значениям k из набора 15, 20 и 25, а также по параметру c, принимавшему значения 0,02 и 0,05, а общая схема представлена на рисунке 2</w:t>
+        <w:t xml:space="preserve">Использовалась модель LOF в режиме обнаружения новизны с мета-масштабированием, обучением на тренировочной выборке и последующим скорингом на </w:t>
+      </w:r>
+      <w:proofErr w:type="spellStart"/>
+      <w:r>
+        <w:rPr>
+          <w:sz w:val="28"/>
+          <w:szCs w:val="28"/>
+        </w:rPr>
+        <w:t>валидационной</w:t>
+      </w:r>
+      <w:proofErr w:type="spellEnd"/>
+      <w:r>
+        <w:rPr>
+          <w:sz w:val="28"/>
+          <w:szCs w:val="28"/>
+        </w:rPr>
+        <w:t xml:space="preserve"> и тестовой выборках, при этом оценка качества проводилась с помощью метрик классификации, а для расчёта F-меры применялся параметр β, равный двум. Перебор параметров осуществлялся по значениям k из набора 15, 20 и 25, а также по параметру c, принимавшему значения 0,02 и 0,05, а общая схема представлена на рисунке 2</w:t>
       </w:r>
       <w:r>
         <w:rPr>
@@ -1183,13 +1285,14 @@
       </w:pPr>
       <w:r>
         <w:rPr>
+          <w:noProof/>
           <w:sz w:val="28"/>
           <w:szCs w:val="28"/>
         </w:rPr>
         <w:drawing>
-          <wp:inline distT="0" distB="0" distL="0" distR="0" wp14:anchorId="77AC0D67" wp14:editId="0B3453BB">
-            <wp:extent cx="5267325" cy="2929147"/>
-            <wp:effectExtent l="0" t="0" r="0" b="5080"/>
+          <wp:inline distT="0" distB="0" distL="0" distR="0" wp14:anchorId="77AC0D67" wp14:editId="758F8392">
+            <wp:extent cx="4510088" cy="2541890"/>
+            <wp:effectExtent l="0" t="0" r="5080" b="0"/>
             <wp:docPr id="6" name="Рисунок 6"/>
             <wp:cNvGraphicFramePr>
               <a:graphicFrameLocks xmlns:a="http://schemas.openxmlformats.org/drawingml/2006/main" noChangeAspect="1"/>
@@ -1198,20 +1301,19 @@
               <a:graphicData uri="http://schemas.openxmlformats.org/drawingml/2006/picture">
                 <pic:pic xmlns:pic="http://schemas.openxmlformats.org/drawingml/2006/picture">
                   <pic:nvPicPr>
-                    <pic:cNvPr id="0" name="Рисунок 2"/>
+                    <pic:cNvPr id="6" name="Рисунок 6"/>
                     <pic:cNvPicPr>
                       <a:picLocks noChangeAspect="1" noChangeArrowheads="1"/>
                     </pic:cNvPicPr>
                   </pic:nvPicPr>
                   <pic:blipFill>
-                    <a:blip r:embed="rId6" cstate="print">
+                    <a:blip r:embed="rId6">
                       <a:extLst>
                         <a:ext uri="{28A0092B-C50C-407E-A947-70E740481C1C}">
                           <a14:useLocalDpi xmlns:a14="http://schemas.microsoft.com/office/drawing/2010/main" val="0"/>
                         </a:ext>
                       </a:extLst>
                     </a:blip>
-                    <a:srcRect/>
                     <a:stretch>
                       <a:fillRect/>
                     </a:stretch>
@@ -1219,7 +1321,7 @@
                   <pic:spPr bwMode="auto">
                     <a:xfrm>
                       <a:off x="0" y="0"/>
-                      <a:ext cx="5275017" cy="2933425"/>
+                      <a:ext cx="4520781" cy="2547916"/>
                     </a:xfrm>
                     <a:prstGeom prst="rect">
                       <a:avLst/>
@@ -1269,7 +1371,6 @@
           <w:sz w:val="28"/>
           <w:szCs w:val="28"/>
         </w:rPr>
-        <w:lastRenderedPageBreak/>
         <w:t xml:space="preserve">Таблица 1 – </w:t>
       </w:r>
       <w:r>
@@ -1277,7 +1378,23 @@
           <w:sz w:val="28"/>
           <w:szCs w:val="28"/>
         </w:rPr>
-        <w:t>Показатели качества на валидационной выборке</w:t>
+        <w:t xml:space="preserve">Показатели качества на </w:t>
+      </w:r>
+      <w:proofErr w:type="spellStart"/>
+      <w:r>
+        <w:rPr>
+          <w:sz w:val="28"/>
+          <w:szCs w:val="28"/>
+        </w:rPr>
+        <w:t>валидационной</w:t>
+      </w:r>
+      <w:proofErr w:type="spellEnd"/>
+      <w:r>
+        <w:rPr>
+          <w:sz w:val="28"/>
+          <w:szCs w:val="28"/>
+        </w:rPr>
+        <w:t xml:space="preserve"> выборке</w:t>
       </w:r>
     </w:p>
     <w:tbl>
@@ -1413,6 +1530,7 @@
                 <w:lang w:val="en-US"/>
               </w:rPr>
             </w:pPr>
+            <w:proofErr w:type="spellStart"/>
             <w:r>
               <w:rPr>
                 <w:sz w:val="28"/>
@@ -1421,6 +1539,7 @@
               </w:rPr>
               <w:t>fbeta_score</w:t>
             </w:r>
+            <w:proofErr w:type="spellEnd"/>
           </w:p>
         </w:tc>
       </w:tr>
@@ -1744,6 +1863,7 @@
                 <w:szCs w:val="28"/>
                 <w:lang w:val="en-US"/>
               </w:rPr>
+              <w:lastRenderedPageBreak/>
               <w:t>20</w:t>
             </w:r>
           </w:p>
@@ -2312,6 +2432,7 @@
       </w:pPr>
       <w:r>
         <w:rPr>
+          <w:noProof/>
           <w:sz w:val="28"/>
           <w:szCs w:val="28"/>
         </w:rPr>
@@ -2421,7 +2542,7 @@
 </file>
 
 <file path=word/numbering.xml><?xml version="1.0" encoding="utf-8"?>
-<w:numbering xmlns:wpc="http://schemas.microsoft.com/office/word/2010/wordprocessingCanvas" xmlns:cx="http://schemas.microsoft.com/office/drawing/2014/chartex" xmlns:cx1="http://schemas.microsoft.com/office/drawing/2015/9/8/chartex" xmlns:cx2="http://schemas.microsoft.com/office/drawing/2015/10/21/chartex" xmlns:cx3="http://schemas.microsoft.com/office/drawing/2016/5/9/chartex" xmlns:cx4="http://schemas.microsoft.com/office/drawing/2016/5/10/chartex" xmlns:cx5="http://schemas.microsoft.com/office/drawing/2016/5/11/chartex" xmlns:cx6="http://schemas.microsoft.com/office/drawing/2016/5/12/chartex" xmlns:cx7="http://schemas.microsoft.com/office/drawing/2016/5/13/chartex" xmlns:cx8="http://schemas.microsoft.com/office/drawing/2016/5/14/chartex" xmlns:mc="http://schemas.openxmlformats.org/markup-compatibility/2006" xmlns:aink="http://schemas.microsoft.com/office/drawing/2016/ink" xmlns:am3d="http://schemas.microsoft.com/office/drawing/2017/model3d" xmlns:o="urn:schemas-microsoft-com:office:office" xmlns:oel="http://schemas.microsoft.com/office/2019/extlst" xmlns:r="http://schemas.openxmlformats.org/officeDocument/2006/relationships" xmlns:m="http://schemas.openxmlformats.org/officeDocument/2006/math" xmlns:v="urn:schemas-microsoft-com:vml" xmlns:wp14="http://schemas.microsoft.com/office/word/2010/wordprocessingDrawing" xmlns:wp="http://schemas.openxmlformats.org/drawingml/2006/wordprocessingDrawing" xmlns:w10="urn:schemas-microsoft-com:office:word" xmlns:w="http://schemas.openxmlformats.org/wordprocessingml/2006/main" xmlns:w14="http://schemas.microsoft.com/office/word/2010/wordml" xmlns:w15="http://schemas.microsoft.com/office/word/2012/wordml" xmlns:w16cex="http://schemas.microsoft.com/office/word/2018/wordml/cex" xmlns:w16cid="http://schemas.microsoft.com/office/word/2016/wordml/cid" xmlns:w16="http://schemas.microsoft.com/office/word/2018/wordml" xmlns:w16sdtdh="http://schemas.microsoft.com/office/word/2020/wordml/sdtdatahash" xmlns:w16se="http://schemas.microsoft.com/office/word/2015/wordml/symex" xmlns:wpg="http://schemas.microsoft.com/office/word/2010/wordprocessingGroup" xmlns:wpi="http://schemas.microsoft.com/office/word/2010/wordprocessingInk" xmlns:wne="http://schemas.microsoft.com/office/word/2006/wordml" xmlns:wps="http://schemas.microsoft.com/office/word/2010/wordprocessingShape" mc:Ignorable="w14 w15 w16se w16cid w16 w16cex w16sdtdh wp14">
+<w:numbering xmlns:wpc="http://schemas.microsoft.com/office/word/2010/wordprocessingCanvas" xmlns:cx="http://schemas.microsoft.com/office/drawing/2014/chartex" xmlns:cx1="http://schemas.microsoft.com/office/drawing/2015/9/8/chartex" xmlns:cx2="http://schemas.microsoft.com/office/drawing/2015/10/21/chartex" xmlns:cx3="http://schemas.microsoft.com/office/drawing/2016/5/9/chartex" xmlns:cx4="http://schemas.microsoft.com/office/drawing/2016/5/10/chartex" xmlns:cx5="http://schemas.microsoft.com/office/drawing/2016/5/11/chartex" xmlns:cx6="http://schemas.microsoft.com/office/drawing/2016/5/12/chartex" xmlns:cx7="http://schemas.microsoft.com/office/drawing/2016/5/13/chartex" xmlns:cx8="http://schemas.microsoft.com/office/drawing/2016/5/14/chartex" xmlns:mc="http://schemas.openxmlformats.org/markup-compatibility/2006" xmlns:aink="http://schemas.microsoft.com/office/drawing/2016/ink" xmlns:am3d="http://schemas.microsoft.com/office/drawing/2017/model3d" xmlns:o="urn:schemas-microsoft-com:office:office" xmlns:r="http://schemas.openxmlformats.org/officeDocument/2006/relationships" xmlns:m="http://schemas.openxmlformats.org/officeDocument/2006/math" xmlns:v="urn:schemas-microsoft-com:vml" xmlns:wp14="http://schemas.microsoft.com/office/word/2010/wordprocessingDrawing" xmlns:wp="http://schemas.openxmlformats.org/drawingml/2006/wordprocessingDrawing" xmlns:w10="urn:schemas-microsoft-com:office:word" xmlns:w="http://schemas.openxmlformats.org/wordprocessingml/2006/main" xmlns:w14="http://schemas.microsoft.com/office/word/2010/wordml" xmlns:w15="http://schemas.microsoft.com/office/word/2012/wordml" xmlns:w16cex="http://schemas.microsoft.com/office/word/2018/wordml/cex" xmlns:w16cid="http://schemas.microsoft.com/office/word/2016/wordml/cid" xmlns:w16="http://schemas.microsoft.com/office/word/2018/wordml" xmlns:w16sdtdh="http://schemas.microsoft.com/office/word/2020/wordml/sdtdatahash" xmlns:w16se="http://schemas.microsoft.com/office/word/2015/wordml/symex" xmlns:wpg="http://schemas.microsoft.com/office/word/2010/wordprocessingGroup" xmlns:wpi="http://schemas.microsoft.com/office/word/2010/wordprocessingInk" xmlns:wne="http://schemas.microsoft.com/office/word/2006/wordml" xmlns:wps="http://schemas.microsoft.com/office/word/2010/wordprocessingShape" mc:Ignorable="w14 w15 w16se w16cid w16 w16cex w16sdtdh wp14">
   <w:abstractNum w:abstractNumId="0" w15:restartNumberingAfterBreak="0">
     <w:nsid w:val="152C7CE1"/>
     <w:multiLevelType w:val="hybridMultilevel"/>
@@ -3581,16 +3702,16 @@
       </w:pPr>
     </w:lvl>
   </w:abstractNum>
-  <w:num w:numId="1" w16cid:durableId="1429154111">
+  <w:num w:numId="1">
     <w:abstractNumId w:val="0"/>
   </w:num>
-  <w:num w:numId="2" w16cid:durableId="1349865912">
+  <w:num w:numId="2">
     <w:abstractNumId w:val="3"/>
   </w:num>
-  <w:num w:numId="3" w16cid:durableId="1923444965">
+  <w:num w:numId="3">
     <w:abstractNumId w:val="6"/>
   </w:num>
-  <w:num w:numId="4" w16cid:durableId="966543549">
+  <w:num w:numId="4">
     <w:abstractNumId w:val="6"/>
     <w:lvlOverride w:ilvl="0">
       <w:startOverride w:val="1"/>
@@ -3620,7 +3741,7 @@
       <w:startOverride w:val="1"/>
     </w:lvlOverride>
   </w:num>
-  <w:num w:numId="5" w16cid:durableId="465049331">
+  <w:num w:numId="5">
     <w:abstractNumId w:val="6"/>
     <w:lvlOverride w:ilvl="0">
       <w:startOverride w:val="1"/>
@@ -3650,7 +3771,7 @@
       <w:startOverride w:val="1"/>
     </w:lvlOverride>
   </w:num>
-  <w:num w:numId="6" w16cid:durableId="2036228686">
+  <w:num w:numId="6">
     <w:abstractNumId w:val="6"/>
     <w:lvlOverride w:ilvl="0">
       <w:startOverride w:val="1"/>
@@ -3680,19 +3801,19 @@
       <w:startOverride w:val="1"/>
     </w:lvlOverride>
   </w:num>
-  <w:num w:numId="7" w16cid:durableId="410322304">
+  <w:num w:numId="7">
     <w:abstractNumId w:val="4"/>
   </w:num>
-  <w:num w:numId="8" w16cid:durableId="843938530">
+  <w:num w:numId="8">
     <w:abstractNumId w:val="2"/>
   </w:num>
-  <w:num w:numId="9" w16cid:durableId="750782214">
+  <w:num w:numId="9">
     <w:abstractNumId w:val="9"/>
   </w:num>
-  <w:num w:numId="10" w16cid:durableId="1315375719">
+  <w:num w:numId="10">
     <w:abstractNumId w:val="1"/>
   </w:num>
-  <w:num w:numId="11" w16cid:durableId="274793083">
+  <w:num w:numId="11">
     <w:abstractNumId w:val="7"/>
     <w:lvlOverride w:ilvl="0">
       <w:lvl w:ilvl="0">
@@ -3702,10 +3823,10 @@
       </w:lvl>
     </w:lvlOverride>
   </w:num>
-  <w:num w:numId="12" w16cid:durableId="48385343">
+  <w:num w:numId="12">
     <w:abstractNumId w:val="5"/>
   </w:num>
-  <w:num w:numId="13" w16cid:durableId="1750039215">
+  <w:num w:numId="13">
     <w:abstractNumId w:val="8"/>
   </w:num>
 </w:numbering>
@@ -4173,6 +4294,7 @@
   <w:style w:type="character" w:default="1" w:styleId="a1">
     <w:name w:val="Default Paragraph Font"/>
     <w:uiPriority w:val="1"/>
+    <w:semiHidden/>
     <w:unhideWhenUsed/>
   </w:style>
   <w:style w:type="table" w:default="1" w:styleId="a2">

--- a/БД/лр8/БД_ЛР8.docx
+++ b/БД/лр8/БД_ЛР8.docx
@@ -1,6 +1,6 @@
 
 <file path=word/document.xml><?xml version="1.0" encoding="utf-8"?>
-<w:document xmlns:wpc="http://schemas.microsoft.com/office/word/2010/wordprocessingCanvas" xmlns:cx="http://schemas.microsoft.com/office/drawing/2014/chartex" xmlns:cx1="http://schemas.microsoft.com/office/drawing/2015/9/8/chartex" xmlns:cx2="http://schemas.microsoft.com/office/drawing/2015/10/21/chartex" xmlns:cx3="http://schemas.microsoft.com/office/drawing/2016/5/9/chartex" xmlns:cx4="http://schemas.microsoft.com/office/drawing/2016/5/10/chartex" xmlns:cx5="http://schemas.microsoft.com/office/drawing/2016/5/11/chartex" xmlns:cx6="http://schemas.microsoft.com/office/drawing/2016/5/12/chartex" xmlns:cx7="http://schemas.microsoft.com/office/drawing/2016/5/13/chartex" xmlns:cx8="http://schemas.microsoft.com/office/drawing/2016/5/14/chartex" xmlns:mc="http://schemas.openxmlformats.org/markup-compatibility/2006" xmlns:aink="http://schemas.microsoft.com/office/drawing/2016/ink" xmlns:am3d="http://schemas.microsoft.com/office/drawing/2017/model3d" xmlns:o="urn:schemas-microsoft-com:office:office" xmlns:r="http://schemas.openxmlformats.org/officeDocument/2006/relationships" xmlns:m="http://schemas.openxmlformats.org/officeDocument/2006/math" xmlns:v="urn:schemas-microsoft-com:vml" xmlns:wp14="http://schemas.microsoft.com/office/word/2010/wordprocessingDrawing" xmlns:wp="http://schemas.openxmlformats.org/drawingml/2006/wordprocessingDrawing" xmlns:w10="urn:schemas-microsoft-com:office:word" xmlns:w="http://schemas.openxmlformats.org/wordprocessingml/2006/main" xmlns:w14="http://schemas.microsoft.com/office/word/2010/wordml" xmlns:w15="http://schemas.microsoft.com/office/word/2012/wordml" xmlns:w16cex="http://schemas.microsoft.com/office/word/2018/wordml/cex" xmlns:w16cid="http://schemas.microsoft.com/office/word/2016/wordml/cid" xmlns:w16="http://schemas.microsoft.com/office/word/2018/wordml" xmlns:w16sdtdh="http://schemas.microsoft.com/office/word/2020/wordml/sdtdatahash" xmlns:w16se="http://schemas.microsoft.com/office/word/2015/wordml/symex" xmlns:wpg="http://schemas.microsoft.com/office/word/2010/wordprocessingGroup" xmlns:wpi="http://schemas.microsoft.com/office/word/2010/wordprocessingInk" xmlns:wne="http://schemas.microsoft.com/office/word/2006/wordml" xmlns:wps="http://schemas.microsoft.com/office/word/2010/wordprocessingShape" mc:Ignorable="w14 w15 w16se w16cid w16 w16cex w16sdtdh wp14">
+<w:document xmlns:wpc="http://schemas.microsoft.com/office/word/2010/wordprocessingCanvas" xmlns:cx="http://schemas.microsoft.com/office/drawing/2014/chartex" xmlns:cx1="http://schemas.microsoft.com/office/drawing/2015/9/8/chartex" xmlns:cx2="http://schemas.microsoft.com/office/drawing/2015/10/21/chartex" xmlns:cx3="http://schemas.microsoft.com/office/drawing/2016/5/9/chartex" xmlns:cx4="http://schemas.microsoft.com/office/drawing/2016/5/10/chartex" xmlns:cx5="http://schemas.microsoft.com/office/drawing/2016/5/11/chartex" xmlns:cx6="http://schemas.microsoft.com/office/drawing/2016/5/12/chartex" xmlns:cx7="http://schemas.microsoft.com/office/drawing/2016/5/13/chartex" xmlns:cx8="http://schemas.microsoft.com/office/drawing/2016/5/14/chartex" xmlns:mc="http://schemas.openxmlformats.org/markup-compatibility/2006" xmlns:aink="http://schemas.microsoft.com/office/drawing/2016/ink" xmlns:am3d="http://schemas.microsoft.com/office/drawing/2017/model3d" xmlns:o="urn:schemas-microsoft-com:office:office" xmlns:oel="http://schemas.microsoft.com/office/2019/extlst" xmlns:r="http://schemas.openxmlformats.org/officeDocument/2006/relationships" xmlns:m="http://schemas.openxmlformats.org/officeDocument/2006/math" xmlns:v="urn:schemas-microsoft-com:vml" xmlns:wp14="http://schemas.microsoft.com/office/word/2010/wordprocessingDrawing" xmlns:wp="http://schemas.openxmlformats.org/drawingml/2006/wordprocessingDrawing" xmlns:w10="urn:schemas-microsoft-com:office:word" xmlns:w="http://schemas.openxmlformats.org/wordprocessingml/2006/main" xmlns:w14="http://schemas.microsoft.com/office/word/2010/wordml" xmlns:w15="http://schemas.microsoft.com/office/word/2012/wordml" xmlns:w16cex="http://schemas.microsoft.com/office/word/2018/wordml/cex" xmlns:w16cid="http://schemas.microsoft.com/office/word/2016/wordml/cid" xmlns:w16="http://schemas.microsoft.com/office/word/2018/wordml" xmlns:w16sdtdh="http://schemas.microsoft.com/office/word/2020/wordml/sdtdatahash" xmlns:w16se="http://schemas.microsoft.com/office/word/2015/wordml/symex" xmlns:wpg="http://schemas.microsoft.com/office/word/2010/wordprocessingGroup" xmlns:wpi="http://schemas.microsoft.com/office/word/2010/wordprocessingInk" xmlns:wne="http://schemas.microsoft.com/office/word/2006/wordml" xmlns:wps="http://schemas.microsoft.com/office/word/2010/wordprocessingShape" mc:Ignorable="w14 w15 w16se w16cid w16 w16cex w16sdtdh wp14">
   <w:body>
     <w:p>
       <w:pPr>
@@ -898,61 +898,7 @@
           <w:sz w:val="28"/>
           <w:szCs w:val="28"/>
         </w:rPr>
-        <w:t xml:space="preserve">Рассмотрение подхода к выявлению выбросов на основе алгоритма локальной </w:t>
-      </w:r>
-      <w:proofErr w:type="spellStart"/>
-      <w:r>
-        <w:rPr>
-          <w:color w:val="000000"/>
-          <w:sz w:val="28"/>
-          <w:szCs w:val="28"/>
-        </w:rPr>
-        <w:t>выбросовой</w:t>
-      </w:r>
-      <w:proofErr w:type="spellEnd"/>
-      <w:r>
-        <w:rPr>
-          <w:color w:val="000000"/>
-          <w:sz w:val="28"/>
-          <w:szCs w:val="28"/>
-        </w:rPr>
-        <w:t xml:space="preserve"> </w:t>
-      </w:r>
-      <w:proofErr w:type="spellStart"/>
-      <w:r>
-        <w:rPr>
-          <w:color w:val="000000"/>
-          <w:sz w:val="28"/>
-          <w:szCs w:val="28"/>
-        </w:rPr>
-        <w:t>факторности</w:t>
-      </w:r>
-      <w:proofErr w:type="spellEnd"/>
-      <w:r>
-        <w:rPr>
-          <w:color w:val="000000"/>
-          <w:sz w:val="28"/>
-          <w:szCs w:val="28"/>
-        </w:rPr>
-        <w:t xml:space="preserve"> (</w:t>
-      </w:r>
-      <w:proofErr w:type="spellStart"/>
-      <w:r>
-        <w:rPr>
-          <w:color w:val="000000"/>
-          <w:sz w:val="28"/>
-          <w:szCs w:val="28"/>
-        </w:rPr>
-        <w:t>LoF</w:t>
-      </w:r>
-      <w:proofErr w:type="spellEnd"/>
-      <w:r>
-        <w:rPr>
-          <w:color w:val="000000"/>
-          <w:sz w:val="28"/>
-          <w:szCs w:val="28"/>
-        </w:rPr>
-        <w:t>)</w:t>
+        <w:t>Рассмотрение подхода к выявлению выбросов на основе алгоритма локальной выбросовой факторности (LoF)</w:t>
       </w:r>
       <w:r>
         <w:rPr>
@@ -1026,39 +972,7 @@
           <w:sz w:val="28"/>
           <w:szCs w:val="28"/>
         </w:rPr>
-        <w:t xml:space="preserve">В рамках работы с набором данных ECG5000 необходимо разработать модель, использующую алгоритм локальной </w:t>
-      </w:r>
-      <w:proofErr w:type="spellStart"/>
-      <w:r>
-        <w:rPr>
-          <w:sz w:val="28"/>
-          <w:szCs w:val="28"/>
-        </w:rPr>
-        <w:t>выбросовой</w:t>
-      </w:r>
-      <w:proofErr w:type="spellEnd"/>
-      <w:r>
-        <w:rPr>
-          <w:sz w:val="28"/>
-          <w:szCs w:val="28"/>
-        </w:rPr>
-        <w:t xml:space="preserve"> </w:t>
-      </w:r>
-      <w:proofErr w:type="spellStart"/>
-      <w:r>
-        <w:rPr>
-          <w:sz w:val="28"/>
-          <w:szCs w:val="28"/>
-        </w:rPr>
-        <w:t>факторности</w:t>
-      </w:r>
-      <w:proofErr w:type="spellEnd"/>
-      <w:r>
-        <w:rPr>
-          <w:sz w:val="28"/>
-          <w:szCs w:val="28"/>
-        </w:rPr>
-        <w:t xml:space="preserve"> (LOF), для решения задачи обнаружения аномалий в показателях сердечной активности</w:t>
+        <w:t>В рамках работы с набором данных ECG5000 необходимо разработать модель, использующую алгоритм локальной выбросовой факторности (LOF), для решения задачи обнаружения аномалий в показателях сердечной активности</w:t>
       </w:r>
       <w:r>
         <w:rPr>
@@ -1140,14 +1054,13 @@
       </w:pPr>
       <w:r>
         <w:rPr>
-          <w:noProof/>
           <w:sz w:val="28"/>
           <w:szCs w:val="28"/>
         </w:rPr>
         <w:drawing>
-          <wp:inline distT="0" distB="0" distL="0" distR="0" wp14:anchorId="4FEAA440" wp14:editId="4698AA26">
-            <wp:extent cx="5180667" cy="1457325"/>
-            <wp:effectExtent l="0" t="0" r="1270" b="0"/>
+          <wp:inline distT="0" distB="0" distL="0" distR="0" wp14:anchorId="4FEAA440" wp14:editId="005D8F61">
+            <wp:extent cx="5857875" cy="2266950"/>
+            <wp:effectExtent l="0" t="0" r="9525" b="0"/>
             <wp:docPr id="7" name="Рисунок 7"/>
             <wp:cNvGraphicFramePr>
               <a:graphicFrameLocks xmlns:a="http://schemas.openxmlformats.org/drawingml/2006/main" noChangeAspect="1"/>
@@ -1156,19 +1069,20 @@
               <a:graphicData uri="http://schemas.openxmlformats.org/drawingml/2006/picture">
                 <pic:pic xmlns:pic="http://schemas.openxmlformats.org/drawingml/2006/picture">
                   <pic:nvPicPr>
-                    <pic:cNvPr id="7" name="Рисунок 7"/>
+                    <pic:cNvPr id="0" name="Рисунок 1"/>
                     <pic:cNvPicPr>
                       <a:picLocks noChangeAspect="1" noChangeArrowheads="1"/>
                     </pic:cNvPicPr>
                   </pic:nvPicPr>
                   <pic:blipFill>
-                    <a:blip r:embed="rId5">
+                    <a:blip r:embed="rId5" cstate="print">
                       <a:extLst>
                         <a:ext uri="{28A0092B-C50C-407E-A947-70E740481C1C}">
                           <a14:useLocalDpi xmlns:a14="http://schemas.microsoft.com/office/drawing/2010/main" val="0"/>
                         </a:ext>
                       </a:extLst>
                     </a:blip>
+                    <a:srcRect/>
                     <a:stretch>
                       <a:fillRect/>
                     </a:stretch>
@@ -1176,7 +1090,7 @@
                   <pic:spPr bwMode="auto">
                     <a:xfrm>
                       <a:off x="0" y="0"/>
-                      <a:ext cx="5202345" cy="1463423"/>
+                      <a:ext cx="5857875" cy="2266950"/>
                     </a:xfrm>
                     <a:prstGeom prst="rect">
                       <a:avLst/>
@@ -1248,23 +1162,7 @@
           <w:sz w:val="28"/>
           <w:szCs w:val="28"/>
         </w:rPr>
-        <w:t xml:space="preserve">Использовалась модель LOF в режиме обнаружения новизны с мета-масштабированием, обучением на тренировочной выборке и последующим скорингом на </w:t>
-      </w:r>
-      <w:proofErr w:type="spellStart"/>
-      <w:r>
-        <w:rPr>
-          <w:sz w:val="28"/>
-          <w:szCs w:val="28"/>
-        </w:rPr>
-        <w:t>валидационной</w:t>
-      </w:r>
-      <w:proofErr w:type="spellEnd"/>
-      <w:r>
-        <w:rPr>
-          <w:sz w:val="28"/>
-          <w:szCs w:val="28"/>
-        </w:rPr>
-        <w:t xml:space="preserve"> и тестовой выборках, при этом оценка качества проводилась с помощью метрик классификации, а для расчёта F-меры применялся параметр β, равный двум. Перебор параметров осуществлялся по значениям k из набора 15, 20 и 25, а также по параметру c, принимавшему значения 0,02 и 0,05, а общая схема представлена на рисунке 2</w:t>
+        <w:t>Использовалась модель LOF в режиме обнаружения новизны с мета-масштабированием, обучением на тренировочной выборке и последующим скорингом на валидационной и тестовой выборках, при этом оценка качества проводилась с помощью метрик классификации, а для расчёта F-меры применялся параметр β, равный двум. Перебор параметров осуществлялся по значениям k из набора 15, 20 и 25, а также по параметру c, принимавшему значения 0,02 и 0,05, а общая схема представлена на рисунке 2</w:t>
       </w:r>
       <w:r>
         <w:rPr>
@@ -1285,14 +1183,13 @@
       </w:pPr>
       <w:r>
         <w:rPr>
-          <w:noProof/>
           <w:sz w:val="28"/>
           <w:szCs w:val="28"/>
         </w:rPr>
         <w:drawing>
-          <wp:inline distT="0" distB="0" distL="0" distR="0" wp14:anchorId="77AC0D67" wp14:editId="758F8392">
-            <wp:extent cx="4510088" cy="2541890"/>
-            <wp:effectExtent l="0" t="0" r="5080" b="0"/>
+          <wp:inline distT="0" distB="0" distL="0" distR="0" wp14:anchorId="77AC0D67" wp14:editId="0B3453BB">
+            <wp:extent cx="5267325" cy="2929147"/>
+            <wp:effectExtent l="0" t="0" r="0" b="5080"/>
             <wp:docPr id="6" name="Рисунок 6"/>
             <wp:cNvGraphicFramePr>
               <a:graphicFrameLocks xmlns:a="http://schemas.openxmlformats.org/drawingml/2006/main" noChangeAspect="1"/>
@@ -1301,19 +1198,20 @@
               <a:graphicData uri="http://schemas.openxmlformats.org/drawingml/2006/picture">
                 <pic:pic xmlns:pic="http://schemas.openxmlformats.org/drawingml/2006/picture">
                   <pic:nvPicPr>
-                    <pic:cNvPr id="6" name="Рисунок 6"/>
+                    <pic:cNvPr id="0" name="Рисунок 2"/>
                     <pic:cNvPicPr>
                       <a:picLocks noChangeAspect="1" noChangeArrowheads="1"/>
                     </pic:cNvPicPr>
                   </pic:nvPicPr>
                   <pic:blipFill>
-                    <a:blip r:embed="rId6">
+                    <a:blip r:embed="rId6" cstate="print">
                       <a:extLst>
                         <a:ext uri="{28A0092B-C50C-407E-A947-70E740481C1C}">
                           <a14:useLocalDpi xmlns:a14="http://schemas.microsoft.com/office/drawing/2010/main" val="0"/>
                         </a:ext>
                       </a:extLst>
                     </a:blip>
+                    <a:srcRect/>
                     <a:stretch>
                       <a:fillRect/>
                     </a:stretch>
@@ -1321,7 +1219,7 @@
                   <pic:spPr bwMode="auto">
                     <a:xfrm>
                       <a:off x="0" y="0"/>
-                      <a:ext cx="4520781" cy="2547916"/>
+                      <a:ext cx="5275017" cy="2933425"/>
                     </a:xfrm>
                     <a:prstGeom prst="rect">
                       <a:avLst/>
@@ -1371,6 +1269,7 @@
           <w:sz w:val="28"/>
           <w:szCs w:val="28"/>
         </w:rPr>
+        <w:lastRenderedPageBreak/>
         <w:t xml:space="preserve">Таблица 1 – </w:t>
       </w:r>
       <w:r>
@@ -1378,23 +1277,7 @@
           <w:sz w:val="28"/>
           <w:szCs w:val="28"/>
         </w:rPr>
-        <w:t xml:space="preserve">Показатели качества на </w:t>
-      </w:r>
-      <w:proofErr w:type="spellStart"/>
-      <w:r>
-        <w:rPr>
-          <w:sz w:val="28"/>
-          <w:szCs w:val="28"/>
-        </w:rPr>
-        <w:t>валидационной</w:t>
-      </w:r>
-      <w:proofErr w:type="spellEnd"/>
-      <w:r>
-        <w:rPr>
-          <w:sz w:val="28"/>
-          <w:szCs w:val="28"/>
-        </w:rPr>
-        <w:t xml:space="preserve"> выборке</w:t>
+        <w:t>Показатели качества на валидационной выборке</w:t>
       </w:r>
     </w:p>
     <w:tbl>
@@ -1530,7 +1413,6 @@
                 <w:lang w:val="en-US"/>
               </w:rPr>
             </w:pPr>
-            <w:proofErr w:type="spellStart"/>
             <w:r>
               <w:rPr>
                 <w:sz w:val="28"/>
@@ -1539,7 +1421,6 @@
               </w:rPr>
               <w:t>fbeta_score</w:t>
             </w:r>
-            <w:proofErr w:type="spellEnd"/>
           </w:p>
         </w:tc>
       </w:tr>
@@ -1863,7 +1744,6 @@
                 <w:szCs w:val="28"/>
                 <w:lang w:val="en-US"/>
               </w:rPr>
-              <w:lastRenderedPageBreak/>
               <w:t>20</w:t>
             </w:r>
           </w:p>
@@ -2432,7 +2312,6 @@
       </w:pPr>
       <w:r>
         <w:rPr>
-          <w:noProof/>
           <w:sz w:val="28"/>
           <w:szCs w:val="28"/>
         </w:rPr>
@@ -2542,7 +2421,7 @@
 </file>
 
 <file path=word/numbering.xml><?xml version="1.0" encoding="utf-8"?>
-<w:numbering xmlns:wpc="http://schemas.microsoft.com/office/word/2010/wordprocessingCanvas" xmlns:cx="http://schemas.microsoft.com/office/drawing/2014/chartex" xmlns:cx1="http://schemas.microsoft.com/office/drawing/2015/9/8/chartex" xmlns:cx2="http://schemas.microsoft.com/office/drawing/2015/10/21/chartex" xmlns:cx3="http://schemas.microsoft.com/office/drawing/2016/5/9/chartex" xmlns:cx4="http://schemas.microsoft.com/office/drawing/2016/5/10/chartex" xmlns:cx5="http://schemas.microsoft.com/office/drawing/2016/5/11/chartex" xmlns:cx6="http://schemas.microsoft.com/office/drawing/2016/5/12/chartex" xmlns:cx7="http://schemas.microsoft.com/office/drawing/2016/5/13/chartex" xmlns:cx8="http://schemas.microsoft.com/office/drawing/2016/5/14/chartex" xmlns:mc="http://schemas.openxmlformats.org/markup-compatibility/2006" xmlns:aink="http://schemas.microsoft.com/office/drawing/2016/ink" xmlns:am3d="http://schemas.microsoft.com/office/drawing/2017/model3d" xmlns:o="urn:schemas-microsoft-com:office:office" xmlns:r="http://schemas.openxmlformats.org/officeDocument/2006/relationships" xmlns:m="http://schemas.openxmlformats.org/officeDocument/2006/math" xmlns:v="urn:schemas-microsoft-com:vml" xmlns:wp14="http://schemas.microsoft.com/office/word/2010/wordprocessingDrawing" xmlns:wp="http://schemas.openxmlformats.org/drawingml/2006/wordprocessingDrawing" xmlns:w10="urn:schemas-microsoft-com:office:word" xmlns:w="http://schemas.openxmlformats.org/wordprocessingml/2006/main" xmlns:w14="http://schemas.microsoft.com/office/word/2010/wordml" xmlns:w15="http://schemas.microsoft.com/office/word/2012/wordml" xmlns:w16cex="http://schemas.microsoft.com/office/word/2018/wordml/cex" xmlns:w16cid="http://schemas.microsoft.com/office/word/2016/wordml/cid" xmlns:w16="http://schemas.microsoft.com/office/word/2018/wordml" xmlns:w16sdtdh="http://schemas.microsoft.com/office/word/2020/wordml/sdtdatahash" xmlns:w16se="http://schemas.microsoft.com/office/word/2015/wordml/symex" xmlns:wpg="http://schemas.microsoft.com/office/word/2010/wordprocessingGroup" xmlns:wpi="http://schemas.microsoft.com/office/word/2010/wordprocessingInk" xmlns:wne="http://schemas.microsoft.com/office/word/2006/wordml" xmlns:wps="http://schemas.microsoft.com/office/word/2010/wordprocessingShape" mc:Ignorable="w14 w15 w16se w16cid w16 w16cex w16sdtdh wp14">
+<w:numbering xmlns:wpc="http://schemas.microsoft.com/office/word/2010/wordprocessingCanvas" xmlns:cx="http://schemas.microsoft.com/office/drawing/2014/chartex" xmlns:cx1="http://schemas.microsoft.com/office/drawing/2015/9/8/chartex" xmlns:cx2="http://schemas.microsoft.com/office/drawing/2015/10/21/chartex" xmlns:cx3="http://schemas.microsoft.com/office/drawing/2016/5/9/chartex" xmlns:cx4="http://schemas.microsoft.com/office/drawing/2016/5/10/chartex" xmlns:cx5="http://schemas.microsoft.com/office/drawing/2016/5/11/chartex" xmlns:cx6="http://schemas.microsoft.com/office/drawing/2016/5/12/chartex" xmlns:cx7="http://schemas.microsoft.com/office/drawing/2016/5/13/chartex" xmlns:cx8="http://schemas.microsoft.com/office/drawing/2016/5/14/chartex" xmlns:mc="http://schemas.openxmlformats.org/markup-compatibility/2006" xmlns:aink="http://schemas.microsoft.com/office/drawing/2016/ink" xmlns:am3d="http://schemas.microsoft.com/office/drawing/2017/model3d" xmlns:o="urn:schemas-microsoft-com:office:office" xmlns:oel="http://schemas.microsoft.com/office/2019/extlst" xmlns:r="http://schemas.openxmlformats.org/officeDocument/2006/relationships" xmlns:m="http://schemas.openxmlformats.org/officeDocument/2006/math" xmlns:v="urn:schemas-microsoft-com:vml" xmlns:wp14="http://schemas.microsoft.com/office/word/2010/wordprocessingDrawing" xmlns:wp="http://schemas.openxmlformats.org/drawingml/2006/wordprocessingDrawing" xmlns:w10="urn:schemas-microsoft-com:office:word" xmlns:w="http://schemas.openxmlformats.org/wordprocessingml/2006/main" xmlns:w14="http://schemas.microsoft.com/office/word/2010/wordml" xmlns:w15="http://schemas.microsoft.com/office/word/2012/wordml" xmlns:w16cex="http://schemas.microsoft.com/office/word/2018/wordml/cex" xmlns:w16cid="http://schemas.microsoft.com/office/word/2016/wordml/cid" xmlns:w16="http://schemas.microsoft.com/office/word/2018/wordml" xmlns:w16sdtdh="http://schemas.microsoft.com/office/word/2020/wordml/sdtdatahash" xmlns:w16se="http://schemas.microsoft.com/office/word/2015/wordml/symex" xmlns:wpg="http://schemas.microsoft.com/office/word/2010/wordprocessingGroup" xmlns:wpi="http://schemas.microsoft.com/office/word/2010/wordprocessingInk" xmlns:wne="http://schemas.microsoft.com/office/word/2006/wordml" xmlns:wps="http://schemas.microsoft.com/office/word/2010/wordprocessingShape" mc:Ignorable="w14 w15 w16se w16cid w16 w16cex w16sdtdh wp14">
   <w:abstractNum w:abstractNumId="0" w15:restartNumberingAfterBreak="0">
     <w:nsid w:val="152C7CE1"/>
     <w:multiLevelType w:val="hybridMultilevel"/>
@@ -3702,16 +3581,16 @@
       </w:pPr>
     </w:lvl>
   </w:abstractNum>
-  <w:num w:numId="1">
+  <w:num w:numId="1" w16cid:durableId="1429154111">
     <w:abstractNumId w:val="0"/>
   </w:num>
-  <w:num w:numId="2">
+  <w:num w:numId="2" w16cid:durableId="1349865912">
     <w:abstractNumId w:val="3"/>
   </w:num>
-  <w:num w:numId="3">
+  <w:num w:numId="3" w16cid:durableId="1923444965">
     <w:abstractNumId w:val="6"/>
   </w:num>
-  <w:num w:numId="4">
+  <w:num w:numId="4" w16cid:durableId="966543549">
     <w:abstractNumId w:val="6"/>
     <w:lvlOverride w:ilvl="0">
       <w:startOverride w:val="1"/>
@@ -3741,7 +3620,7 @@
       <w:startOverride w:val="1"/>
     </w:lvlOverride>
   </w:num>
-  <w:num w:numId="5">
+  <w:num w:numId="5" w16cid:durableId="465049331">
     <w:abstractNumId w:val="6"/>
     <w:lvlOverride w:ilvl="0">
       <w:startOverride w:val="1"/>
@@ -3771,7 +3650,7 @@
       <w:startOverride w:val="1"/>
     </w:lvlOverride>
   </w:num>
-  <w:num w:numId="6">
+  <w:num w:numId="6" w16cid:durableId="2036228686">
     <w:abstractNumId w:val="6"/>
     <w:lvlOverride w:ilvl="0">
       <w:startOverride w:val="1"/>
@@ -3801,19 +3680,19 @@
       <w:startOverride w:val="1"/>
     </w:lvlOverride>
   </w:num>
-  <w:num w:numId="7">
+  <w:num w:numId="7" w16cid:durableId="410322304">
     <w:abstractNumId w:val="4"/>
   </w:num>
-  <w:num w:numId="8">
+  <w:num w:numId="8" w16cid:durableId="843938530">
     <w:abstractNumId w:val="2"/>
   </w:num>
-  <w:num w:numId="9">
+  <w:num w:numId="9" w16cid:durableId="750782214">
     <w:abstractNumId w:val="9"/>
   </w:num>
-  <w:num w:numId="10">
+  <w:num w:numId="10" w16cid:durableId="1315375719">
     <w:abstractNumId w:val="1"/>
   </w:num>
-  <w:num w:numId="11">
+  <w:num w:numId="11" w16cid:durableId="274793083">
     <w:abstractNumId w:val="7"/>
     <w:lvlOverride w:ilvl="0">
       <w:lvl w:ilvl="0">
@@ -3823,10 +3702,10 @@
       </w:lvl>
     </w:lvlOverride>
   </w:num>
-  <w:num w:numId="12">
+  <w:num w:numId="12" w16cid:durableId="48385343">
     <w:abstractNumId w:val="5"/>
   </w:num>
-  <w:num w:numId="13">
+  <w:num w:numId="13" w16cid:durableId="1750039215">
     <w:abstractNumId w:val="8"/>
   </w:num>
 </w:numbering>
@@ -4294,7 +4173,6 @@
   <w:style w:type="character" w:default="1" w:styleId="a1">
     <w:name w:val="Default Paragraph Font"/>
     <w:uiPriority w:val="1"/>
-    <w:semiHidden/>
     <w:unhideWhenUsed/>
   </w:style>
   <w:style w:type="table" w:default="1" w:styleId="a2">

--- a/БД/лр8/БД_ЛР8.docx
+++ b/БД/лр8/БД_ЛР8.docx
@@ -898,7 +898,61 @@
           <w:sz w:val="28"/>
           <w:szCs w:val="28"/>
         </w:rPr>
-        <w:t>Рассмотрение подхода к выявлению выбросов на основе алгоритма локальной выбросовой факторности (LoF)</w:t>
+        <w:t xml:space="preserve">Рассмотрение подхода к выявлению выбросов на основе алгоритма локальной </w:t>
+      </w:r>
+      <w:proofErr w:type="spellStart"/>
+      <w:r>
+        <w:rPr>
+          <w:color w:val="000000"/>
+          <w:sz w:val="28"/>
+          <w:szCs w:val="28"/>
+        </w:rPr>
+        <w:t>выбросовой</w:t>
+      </w:r>
+      <w:proofErr w:type="spellEnd"/>
+      <w:r>
+        <w:rPr>
+          <w:color w:val="000000"/>
+          <w:sz w:val="28"/>
+          <w:szCs w:val="28"/>
+        </w:rPr>
+        <w:t xml:space="preserve"> </w:t>
+      </w:r>
+      <w:proofErr w:type="spellStart"/>
+      <w:r>
+        <w:rPr>
+          <w:color w:val="000000"/>
+          <w:sz w:val="28"/>
+          <w:szCs w:val="28"/>
+        </w:rPr>
+        <w:t>факторности</w:t>
+      </w:r>
+      <w:proofErr w:type="spellEnd"/>
+      <w:r>
+        <w:rPr>
+          <w:color w:val="000000"/>
+          <w:sz w:val="28"/>
+          <w:szCs w:val="28"/>
+        </w:rPr>
+        <w:t xml:space="preserve"> (</w:t>
+      </w:r>
+      <w:proofErr w:type="spellStart"/>
+      <w:r>
+        <w:rPr>
+          <w:color w:val="000000"/>
+          <w:sz w:val="28"/>
+          <w:szCs w:val="28"/>
+        </w:rPr>
+        <w:t>LoF</w:t>
+      </w:r>
+      <w:proofErr w:type="spellEnd"/>
+      <w:r>
+        <w:rPr>
+          <w:color w:val="000000"/>
+          <w:sz w:val="28"/>
+          <w:szCs w:val="28"/>
+        </w:rPr>
+        <w:t>)</w:t>
       </w:r>
       <w:r>
         <w:rPr>
@@ -972,7 +1026,39 @@
           <w:sz w:val="28"/>
           <w:szCs w:val="28"/>
         </w:rPr>
-        <w:t>В рамках работы с набором данных ECG5000 необходимо разработать модель, использующую алгоритм локальной выбросовой факторности (LOF), для решения задачи обнаружения аномалий в показателях сердечной активности</w:t>
+        <w:t xml:space="preserve">В рамках работы с набором данных ECG5000 необходимо разработать модель, использующую алгоритм локальной </w:t>
+      </w:r>
+      <w:proofErr w:type="spellStart"/>
+      <w:r>
+        <w:rPr>
+          <w:sz w:val="28"/>
+          <w:szCs w:val="28"/>
+        </w:rPr>
+        <w:t>выбросовой</w:t>
+      </w:r>
+      <w:proofErr w:type="spellEnd"/>
+      <w:r>
+        <w:rPr>
+          <w:sz w:val="28"/>
+          <w:szCs w:val="28"/>
+        </w:rPr>
+        <w:t xml:space="preserve"> </w:t>
+      </w:r>
+      <w:proofErr w:type="spellStart"/>
+      <w:r>
+        <w:rPr>
+          <w:sz w:val="28"/>
+          <w:szCs w:val="28"/>
+        </w:rPr>
+        <w:t>факторности</w:t>
+      </w:r>
+      <w:proofErr w:type="spellEnd"/>
+      <w:r>
+        <w:rPr>
+          <w:sz w:val="28"/>
+          <w:szCs w:val="28"/>
+        </w:rPr>
+        <w:t xml:space="preserve"> (LOF), для решения задачи обнаружения аномалий в показателях сердечной активности</w:t>
       </w:r>
       <w:r>
         <w:rPr>
@@ -1058,10 +1144,10 @@
           <w:szCs w:val="28"/>
         </w:rPr>
         <w:drawing>
-          <wp:inline distT="0" distB="0" distL="0" distR="0" wp14:anchorId="4FEAA440" wp14:editId="005D8F61">
-            <wp:extent cx="5857875" cy="2266950"/>
-            <wp:effectExtent l="0" t="0" r="9525" b="0"/>
-            <wp:docPr id="7" name="Рисунок 7"/>
+          <wp:inline distT="0" distB="0" distL="0" distR="0" wp14:anchorId="64EF115E" wp14:editId="31A08CD2">
+            <wp:extent cx="5809150" cy="1431951"/>
+            <wp:effectExtent l="0" t="0" r="1270" b="0"/>
+            <wp:docPr id="2" name="Рисунок 2"/>
             <wp:cNvGraphicFramePr>
               <a:graphicFrameLocks xmlns:a="http://schemas.openxmlformats.org/drawingml/2006/main" noChangeAspect="1"/>
             </wp:cNvGraphicFramePr>
@@ -1069,36 +1155,23 @@
               <a:graphicData uri="http://schemas.openxmlformats.org/drawingml/2006/picture">
                 <pic:pic xmlns:pic="http://schemas.openxmlformats.org/drawingml/2006/picture">
                   <pic:nvPicPr>
-                    <pic:cNvPr id="0" name="Рисунок 1"/>
-                    <pic:cNvPicPr>
-                      <a:picLocks noChangeAspect="1" noChangeArrowheads="1"/>
-                    </pic:cNvPicPr>
+                    <pic:cNvPr id="1" name=""/>
+                    <pic:cNvPicPr/>
                   </pic:nvPicPr>
                   <pic:blipFill>
-                    <a:blip r:embed="rId5" cstate="print">
-                      <a:extLst>
-                        <a:ext uri="{28A0092B-C50C-407E-A947-70E740481C1C}">
-                          <a14:useLocalDpi xmlns:a14="http://schemas.microsoft.com/office/drawing/2010/main" val="0"/>
-                        </a:ext>
-                      </a:extLst>
-                    </a:blip>
-                    <a:srcRect/>
+                    <a:blip r:embed="rId5"/>
                     <a:stretch>
                       <a:fillRect/>
                     </a:stretch>
                   </pic:blipFill>
-                  <pic:spPr bwMode="auto">
+                  <pic:spPr>
                     <a:xfrm>
                       <a:off x="0" y="0"/>
-                      <a:ext cx="5857875" cy="2266950"/>
+                      <a:ext cx="5812925" cy="1432882"/>
                     </a:xfrm>
                     <a:prstGeom prst="rect">
                       <a:avLst/>
                     </a:prstGeom>
-                    <a:noFill/>
-                    <a:ln>
-                      <a:noFill/>
-                    </a:ln>
                   </pic:spPr>
                 </pic:pic>
               </a:graphicData>
@@ -1162,7 +1235,23 @@
           <w:sz w:val="28"/>
           <w:szCs w:val="28"/>
         </w:rPr>
-        <w:t>Использовалась модель LOF в режиме обнаружения новизны с мета-масштабированием, обучением на тренировочной выборке и последующим скорингом на валидационной и тестовой выборках, при этом оценка качества проводилась с помощью метрик классификации, а для расчёта F-меры применялся параметр β, равный двум. Перебор параметров осуществлялся по значениям k из набора 15, 20 и 25, а также по параметру c, принимавшему значения 0,02 и 0,05, а общая схема представлена на рисунке 2</w:t>
+        <w:t xml:space="preserve">Использовалась модель LOF в режиме обнаружения новизны с мета-масштабированием, обучением на тренировочной выборке и последующим скорингом на </w:t>
+      </w:r>
+      <w:proofErr w:type="spellStart"/>
+      <w:r>
+        <w:rPr>
+          <w:sz w:val="28"/>
+          <w:szCs w:val="28"/>
+        </w:rPr>
+        <w:t>валидационной</w:t>
+      </w:r>
+      <w:proofErr w:type="spellEnd"/>
+      <w:r>
+        <w:rPr>
+          <w:sz w:val="28"/>
+          <w:szCs w:val="28"/>
+        </w:rPr>
+        <w:t xml:space="preserve"> и тестовой выборках, при этом оценка качества проводилась с помощью метрик классификации, а для расчёта F-меры применялся параметр β, равный двум. Перебор параметров осуществлялся по значениям k из набора 15, 20 и 25, а также по параметру c, принимавшему значения 0,02 и 0,05, а общая схема представлена на рисунке 2</w:t>
       </w:r>
       <w:r>
         <w:rPr>
@@ -1187,10 +1276,10 @@
           <w:szCs w:val="28"/>
         </w:rPr>
         <w:drawing>
-          <wp:inline distT="0" distB="0" distL="0" distR="0" wp14:anchorId="77AC0D67" wp14:editId="0B3453BB">
-            <wp:extent cx="5267325" cy="2929147"/>
-            <wp:effectExtent l="0" t="0" r="0" b="5080"/>
-            <wp:docPr id="6" name="Рисунок 6"/>
+          <wp:inline distT="0" distB="0" distL="0" distR="0" wp14:anchorId="30EA9700" wp14:editId="299B2ACA">
+            <wp:extent cx="5940425" cy="1950085"/>
+            <wp:effectExtent l="0" t="0" r="3175" b="0"/>
+            <wp:docPr id="1" name="Рисунок 1"/>
             <wp:cNvGraphicFramePr>
               <a:graphicFrameLocks xmlns:a="http://schemas.openxmlformats.org/drawingml/2006/main" noChangeAspect="1"/>
             </wp:cNvGraphicFramePr>
@@ -1198,36 +1287,23 @@
               <a:graphicData uri="http://schemas.openxmlformats.org/drawingml/2006/picture">
                 <pic:pic xmlns:pic="http://schemas.openxmlformats.org/drawingml/2006/picture">
                   <pic:nvPicPr>
-                    <pic:cNvPr id="0" name="Рисунок 2"/>
-                    <pic:cNvPicPr>
-                      <a:picLocks noChangeAspect="1" noChangeArrowheads="1"/>
-                    </pic:cNvPicPr>
+                    <pic:cNvPr id="1" name=""/>
+                    <pic:cNvPicPr/>
                   </pic:nvPicPr>
                   <pic:blipFill>
-                    <a:blip r:embed="rId6" cstate="print">
-                      <a:extLst>
-                        <a:ext uri="{28A0092B-C50C-407E-A947-70E740481C1C}">
-                          <a14:useLocalDpi xmlns:a14="http://schemas.microsoft.com/office/drawing/2010/main" val="0"/>
-                        </a:ext>
-                      </a:extLst>
-                    </a:blip>
-                    <a:srcRect/>
+                    <a:blip r:embed="rId6"/>
                     <a:stretch>
                       <a:fillRect/>
                     </a:stretch>
                   </pic:blipFill>
-                  <pic:spPr bwMode="auto">
+                  <pic:spPr>
                     <a:xfrm>
                       <a:off x="0" y="0"/>
-                      <a:ext cx="5275017" cy="2933425"/>
+                      <a:ext cx="5940425" cy="1950085"/>
                     </a:xfrm>
                     <a:prstGeom prst="rect">
                       <a:avLst/>
                     </a:prstGeom>
-                    <a:noFill/>
-                    <a:ln>
-                      <a:noFill/>
-                    </a:ln>
                   </pic:spPr>
                 </pic:pic>
               </a:graphicData>
@@ -1269,7 +1345,6 @@
           <w:sz w:val="28"/>
           <w:szCs w:val="28"/>
         </w:rPr>
-        <w:lastRenderedPageBreak/>
         <w:t xml:space="preserve">Таблица 1 – </w:t>
       </w:r>
       <w:r>
@@ -1277,7 +1352,23 @@
           <w:sz w:val="28"/>
           <w:szCs w:val="28"/>
         </w:rPr>
-        <w:t>Показатели качества на валидационной выборке</w:t>
+        <w:t xml:space="preserve">Показатели качества на </w:t>
+      </w:r>
+      <w:proofErr w:type="spellStart"/>
+      <w:r>
+        <w:rPr>
+          <w:sz w:val="28"/>
+          <w:szCs w:val="28"/>
+        </w:rPr>
+        <w:t>валидационной</w:t>
+      </w:r>
+      <w:proofErr w:type="spellEnd"/>
+      <w:r>
+        <w:rPr>
+          <w:sz w:val="28"/>
+          <w:szCs w:val="28"/>
+        </w:rPr>
+        <w:t xml:space="preserve"> выборке</w:t>
       </w:r>
     </w:p>
     <w:tbl>
@@ -1413,6 +1504,7 @@
                 <w:lang w:val="en-US"/>
               </w:rPr>
             </w:pPr>
+            <w:proofErr w:type="spellStart"/>
             <w:r>
               <w:rPr>
                 <w:sz w:val="28"/>
@@ -1421,6 +1513,7 @@
               </w:rPr>
               <w:t>fbeta_score</w:t>
             </w:r>
+            <w:proofErr w:type="spellEnd"/>
           </w:p>
         </w:tc>
       </w:tr>
@@ -2027,6 +2120,7 @@
                 <w:szCs w:val="28"/>
                 <w:lang w:val="en-US"/>
               </w:rPr>
+              <w:lastRenderedPageBreak/>
               <w:t>25</w:t>
             </w:r>
           </w:p>
@@ -2312,6 +2406,7 @@
       </w:pPr>
       <w:r>
         <w:rPr>
+          <w:noProof/>
           <w:sz w:val="28"/>
           <w:szCs w:val="28"/>
         </w:rPr>
@@ -4173,6 +4268,7 @@
   <w:style w:type="character" w:default="1" w:styleId="a1">
     <w:name w:val="Default Paragraph Font"/>
     <w:uiPriority w:val="1"/>
+    <w:semiHidden/>
     <w:unhideWhenUsed/>
   </w:style>
   <w:style w:type="table" w:default="1" w:styleId="a2">

--- a/БД/лр8/БД_ЛР8.docx
+++ b/БД/лр8/БД_ЛР8.docx
@@ -898,61 +898,7 @@
           <w:sz w:val="28"/>
           <w:szCs w:val="28"/>
         </w:rPr>
-        <w:t xml:space="preserve">Рассмотрение подхода к выявлению выбросов на основе алгоритма локальной </w:t>
-      </w:r>
-      <w:proofErr w:type="spellStart"/>
-      <w:r>
-        <w:rPr>
-          <w:color w:val="000000"/>
-          <w:sz w:val="28"/>
-          <w:szCs w:val="28"/>
-        </w:rPr>
-        <w:t>выбросовой</w:t>
-      </w:r>
-      <w:proofErr w:type="spellEnd"/>
-      <w:r>
-        <w:rPr>
-          <w:color w:val="000000"/>
-          <w:sz w:val="28"/>
-          <w:szCs w:val="28"/>
-        </w:rPr>
-        <w:t xml:space="preserve"> </w:t>
-      </w:r>
-      <w:proofErr w:type="spellStart"/>
-      <w:r>
-        <w:rPr>
-          <w:color w:val="000000"/>
-          <w:sz w:val="28"/>
-          <w:szCs w:val="28"/>
-        </w:rPr>
-        <w:t>факторности</w:t>
-      </w:r>
-      <w:proofErr w:type="spellEnd"/>
-      <w:r>
-        <w:rPr>
-          <w:color w:val="000000"/>
-          <w:sz w:val="28"/>
-          <w:szCs w:val="28"/>
-        </w:rPr>
-        <w:t xml:space="preserve"> (</w:t>
-      </w:r>
-      <w:proofErr w:type="spellStart"/>
-      <w:r>
-        <w:rPr>
-          <w:color w:val="000000"/>
-          <w:sz w:val="28"/>
-          <w:szCs w:val="28"/>
-        </w:rPr>
-        <w:t>LoF</w:t>
-      </w:r>
-      <w:proofErr w:type="spellEnd"/>
-      <w:r>
-        <w:rPr>
-          <w:color w:val="000000"/>
-          <w:sz w:val="28"/>
-          <w:szCs w:val="28"/>
-        </w:rPr>
-        <w:t>)</w:t>
+        <w:t>Рассмотрение подхода к выявлению выбросов на основе алгоритма локальной выбросовой факторности (LoF)</w:t>
       </w:r>
       <w:r>
         <w:rPr>
@@ -1026,39 +972,7 @@
           <w:sz w:val="28"/>
           <w:szCs w:val="28"/>
         </w:rPr>
-        <w:t xml:space="preserve">В рамках работы с набором данных ECG5000 необходимо разработать модель, использующую алгоритм локальной </w:t>
-      </w:r>
-      <w:proofErr w:type="spellStart"/>
-      <w:r>
-        <w:rPr>
-          <w:sz w:val="28"/>
-          <w:szCs w:val="28"/>
-        </w:rPr>
-        <w:t>выбросовой</w:t>
-      </w:r>
-      <w:proofErr w:type="spellEnd"/>
-      <w:r>
-        <w:rPr>
-          <w:sz w:val="28"/>
-          <w:szCs w:val="28"/>
-        </w:rPr>
-        <w:t xml:space="preserve"> </w:t>
-      </w:r>
-      <w:proofErr w:type="spellStart"/>
-      <w:r>
-        <w:rPr>
-          <w:sz w:val="28"/>
-          <w:szCs w:val="28"/>
-        </w:rPr>
-        <w:t>факторности</w:t>
-      </w:r>
-      <w:proofErr w:type="spellEnd"/>
-      <w:r>
-        <w:rPr>
-          <w:sz w:val="28"/>
-          <w:szCs w:val="28"/>
-        </w:rPr>
-        <w:t xml:space="preserve"> (LOF), для решения задачи обнаружения аномалий в показателях сердечной активности</w:t>
+        <w:t>В рамках работы с набором данных ECG5000 необходимо разработать модель, использующую алгоритм локальной выбросовой факторности (LOF), для решения задачи обнаружения аномалий в показателях сердечной активности</w:t>
       </w:r>
       <w:r>
         <w:rPr>
@@ -1144,10 +1058,10 @@
           <w:szCs w:val="28"/>
         </w:rPr>
         <w:drawing>
-          <wp:inline distT="0" distB="0" distL="0" distR="0" wp14:anchorId="64EF115E" wp14:editId="31A08CD2">
-            <wp:extent cx="5809150" cy="1431951"/>
-            <wp:effectExtent l="0" t="0" r="1270" b="0"/>
-            <wp:docPr id="2" name="Рисунок 2"/>
+          <wp:inline distT="0" distB="0" distL="0" distR="0" wp14:anchorId="40EA036F" wp14:editId="5774D543">
+            <wp:extent cx="5940425" cy="1277620"/>
+            <wp:effectExtent l="0" t="0" r="3175" b="0"/>
+            <wp:docPr id="3" name="Рисунок 3"/>
             <wp:cNvGraphicFramePr>
               <a:graphicFrameLocks xmlns:a="http://schemas.openxmlformats.org/drawingml/2006/main" noChangeAspect="1"/>
             </wp:cNvGraphicFramePr>
@@ -1167,7 +1081,7 @@
                   <pic:spPr>
                     <a:xfrm>
                       <a:off x="0" y="0"/>
-                      <a:ext cx="5812925" cy="1432882"/>
+                      <a:ext cx="5940425" cy="1277620"/>
                     </a:xfrm>
                     <a:prstGeom prst="rect">
                       <a:avLst/>
@@ -1235,23 +1149,7 @@
           <w:sz w:val="28"/>
           <w:szCs w:val="28"/>
         </w:rPr>
-        <w:t xml:space="preserve">Использовалась модель LOF в режиме обнаружения новизны с мета-масштабированием, обучением на тренировочной выборке и последующим скорингом на </w:t>
-      </w:r>
-      <w:proofErr w:type="spellStart"/>
-      <w:r>
-        <w:rPr>
-          <w:sz w:val="28"/>
-          <w:szCs w:val="28"/>
-        </w:rPr>
-        <w:t>валидационной</w:t>
-      </w:r>
-      <w:proofErr w:type="spellEnd"/>
-      <w:r>
-        <w:rPr>
-          <w:sz w:val="28"/>
-          <w:szCs w:val="28"/>
-        </w:rPr>
-        <w:t xml:space="preserve"> и тестовой выборках, при этом оценка качества проводилась с помощью метрик классификации, а для расчёта F-меры применялся параметр β, равный двум. Перебор параметров осуществлялся по значениям k из набора 15, 20 и 25, а также по параметру c, принимавшему значения 0,02 и 0,05, а общая схема представлена на рисунке 2</w:t>
+        <w:t>Использовалась модель LOF в режиме обнаружения новизны с мета-масштабированием, обучением на тренировочной выборке и последующим скорингом на валидационной и тестовой выборках, при этом оценка качества проводилась с помощью метрик классификации, а для расчёта F-меры применялся параметр β, равный двум. Перебор параметров осуществлялся по значениям k из набора 15, 20 и 25, а также по параметру c, принимавшему значения 0,02 и 0,05, а общая схема представлена на рисунке 2</w:t>
       </w:r>
       <w:r>
         <w:rPr>
@@ -1276,9 +1174,9 @@
           <w:szCs w:val="28"/>
         </w:rPr>
         <w:drawing>
-          <wp:inline distT="0" distB="0" distL="0" distR="0" wp14:anchorId="30EA9700" wp14:editId="299B2ACA">
-            <wp:extent cx="5940425" cy="1950085"/>
-            <wp:effectExtent l="0" t="0" r="3175" b="0"/>
+          <wp:inline distT="0" distB="0" distL="0" distR="0" wp14:anchorId="75F9C57E" wp14:editId="62EA32D7">
+            <wp:extent cx="5567446" cy="2448962"/>
+            <wp:effectExtent l="0" t="0" r="0" b="8890"/>
             <wp:docPr id="1" name="Рисунок 1"/>
             <wp:cNvGraphicFramePr>
               <a:graphicFrameLocks xmlns:a="http://schemas.openxmlformats.org/drawingml/2006/main" noChangeAspect="1"/>
@@ -1299,7 +1197,7 @@
                   <pic:spPr>
                     <a:xfrm>
                       <a:off x="0" y="0"/>
-                      <a:ext cx="5940425" cy="1950085"/>
+                      <a:ext cx="5569586" cy="2449903"/>
                     </a:xfrm>
                     <a:prstGeom prst="rect">
                       <a:avLst/>
@@ -1352,23 +1250,7 @@
           <w:sz w:val="28"/>
           <w:szCs w:val="28"/>
         </w:rPr>
-        <w:t xml:space="preserve">Показатели качества на </w:t>
-      </w:r>
-      <w:proofErr w:type="spellStart"/>
-      <w:r>
-        <w:rPr>
-          <w:sz w:val="28"/>
-          <w:szCs w:val="28"/>
-        </w:rPr>
-        <w:t>валидационной</w:t>
-      </w:r>
-      <w:proofErr w:type="spellEnd"/>
-      <w:r>
-        <w:rPr>
-          <w:sz w:val="28"/>
-          <w:szCs w:val="28"/>
-        </w:rPr>
-        <w:t xml:space="preserve"> выборке</w:t>
+        <w:t>Показатели качества на валидационной выборке</w:t>
       </w:r>
     </w:p>
     <w:tbl>
@@ -1504,7 +1386,6 @@
                 <w:lang w:val="en-US"/>
               </w:rPr>
             </w:pPr>
-            <w:proofErr w:type="spellStart"/>
             <w:r>
               <w:rPr>
                 <w:sz w:val="28"/>
@@ -1513,7 +1394,6 @@
               </w:rPr>
               <w:t>fbeta_score</w:t>
             </w:r>
-            <w:proofErr w:type="spellEnd"/>
           </w:p>
         </w:tc>
       </w:tr>
@@ -1979,6 +1859,7 @@
                 <w:szCs w:val="28"/>
                 <w:lang w:val="en-US"/>
               </w:rPr>
+              <w:lastRenderedPageBreak/>
               <w:t>20</w:t>
             </w:r>
           </w:p>
@@ -2120,7 +2001,6 @@
                 <w:szCs w:val="28"/>
                 <w:lang w:val="en-US"/>
               </w:rPr>
-              <w:lastRenderedPageBreak/>
               <w:t>25</w:t>
             </w:r>
           </w:p>
